--- a/docs/hub/estate/Planning and Insight/Working/NSS/NSS narrative draft FINAL v2.docx
+++ b/docs/hub/estate/Planning and Insight/Working/NSS/NSS narrative draft FINAL v2.docx
@@ -19,25 +19,25 @@
     <w:p>
       <w:r>
         <w:rPr/>
-        <w:t>In short: the headline is that students on our three-year Health programmes are telling us the same thing the external examiners have been telling us for three years, which is that there is too much assessment in Year 2 and the feedback comes back too slowly to be useful. Overall satisfaction has not fallen. Assessment and Feedback has slipped. Two programmes carry most of the movement.</w:t>
+        <w:t>In short: the headline is that students on our Health programmes are telling us the same thing the external examiners have been telling us for three years, which is that there is too much assessment in Year 2 and the feedback comes back too slowly to be useful. Overall satisfaction has not fallen. Assessment and Feedback has slipped, and all of the slip is in Health. Three programmes carry most of it.</w:t>
       </w:r>
     </w:p>
     <w:p>
       <w:r>
         <w:rPr/>
-        <w:t>The story is not a Faculty in trouble. It is two programme teams with a workload problem that shows up in their students' survey answers and in their external examiner's recommendations, and that has been "under review" for three years. The useful question for the Dean is not "what is the Faculty's plan" but "why has the Occupational Therapy team not been able to act on a recommendation it has accepted three times", and the honest answer is probably revalidation, staffing and the Year 2 module structure, all of which are fixable and none of which is a satisfaction problem as such.</w:t>
+        <w:t>The story is not a Faculty in trouble. It is a handful of programme teams with a workload problem that shows up in their students' survey answers and in their external examiner's recommendations, and that has been "under review" for three years. The useful question for the Dean is not "what is the Faculty's plan" but "why has the Occupational Therapy team not been able to act on a recommendation it has accepted three times", and the honest answer is probably revalidation, staffing and the Year 2 module structure, all of which are fixable and none of which is a satisfaction problem as such.</w:t>
       </w:r>
     </w:p>
     <w:p>
       <w:r>
         <w:rPr/>
-        <w:t>On Education: I know Saelith has an action plan. I would be careful about how the briefing describes it. The department does not have NSS results of its own. The plan is a response to Faculty figures and the Dean should be told that plainly, so that he does not say in a meeting that Education's scores fell. They did not. They do not exist.</w:t>
+        <w:t>On Education: I know Saelith has an action plan. I would be careful about how the briefing describes it. The department's own Assessment and Feedback scores went up. The plan is a response to the Faculty figure, and the Dean should be told that plainly, so that he does not say in a meeting that Education's scores fell. They did not. They rose.</w:t>
       </w:r>
     </w:p>
     <w:p>
       <w:r>
         <w:rPr/>
-        <w:t>Figures to insert from Erra: Faculty overall (flat), Assessment and Feedback (down a little), OT and SWE by theme.</w:t>
+        <w:t>Figures to insert from Erra: Faculty overall (flat), Assessment and Feedback (down a little), the two departments side by side, OT, SWE and Pharmacy by theme.</w:t>
       </w:r>
     </w:p>
     <w:p>
